--- a/templates/biomedicina/modelo_relatorio_biomedicina_automatizado.docx
+++ b/templates/biomedicina/modelo_relatorio_biomedicina_automatizado.docx
@@ -7576,6 +7576,8 @@
     <w:p>
       <w:pPr>
         <w:pStyle w:val="Ttulo1"/>
+        <w:keepNext/>
+        <w:pageBreakBefore/>
         <w:rPr>
           <w:rFonts w:cs="Times New Roman"/>
         </w:rPr>

--- a/templates/biomedicina/modelo_relatorio_biomedicina_automatizado.docx
+++ b/templates/biomedicina/modelo_relatorio_biomedicina_automatizado.docx
@@ -7597,7 +7597,9 @@
     <w:p>
       <w:pPr>
         <w:spacing w:before="240" w:after="120"/>
+        <w:ind w:left="0" w:firstLine="0"/>
         <w:contextualSpacing/>
+        <w:jc w:val="left"/>
         <w:rPr>
           <w:rFonts w:ascii="Times New Roman" w:hAnsi="Times New Roman" w:cs="Times New Roman"/>
           <w:sz w:val="24"/>
